--- a/docs/CodeEvaluationRubric-DesignGuidelines.docx
+++ b/docs/CodeEvaluationRubric-DesignGuidelines.docx
@@ -4577,12 +4577,169 @@
           <w:numId w:val="7"/>
         </w:numPr>
         <w:ind w:left="720" w:hanging="360"/>
-      </w:pPr>
-      <w:r>
-        <w:rPr>
-          <w:rtl w:val="0"/>
-        </w:rPr>
-        <w:t xml:space="preserve">Avoid unnecessary f-strings: do not prefix a string with f unless it contains an interpolation ({...}); remove the f after refactors that eliminate formatted expressions.</w:t>
+        <w:rPr>
+          <w:u w:val="none"/>
+        </w:rPr>
+      </w:pPr>
+      <w:r>
+        <w:rPr>
+          <w:rtl w:val="0"/>
+        </w:rPr>
+        <w:t xml:space="preserve">String Formatting:</w:t>
+      </w:r>
+    </w:p>
+    <w:p>
+      <w:pPr>
+        <w:numPr>
+          <w:ilvl w:val="1"/>
+          <w:numId w:val="7"/>
+        </w:numPr>
+        <w:ind w:left="1440" w:hanging="360"/>
+        <w:rPr>
+          <w:u w:val="none"/>
+        </w:rPr>
+      </w:pPr>
+      <w:r>
+        <w:rPr>
+          <w:rtl w:val="0"/>
+        </w:rPr>
+        <w:t xml:space="preserve">Implicit String Literal Concatenation:</w:t>
+      </w:r>
+    </w:p>
+    <w:p>
+      <w:pPr>
+        <w:numPr>
+          <w:ilvl w:val="2"/>
+          <w:numId w:val="7"/>
+        </w:numPr>
+        <w:ind w:left="2160" w:hanging="360"/>
+      </w:pPr>
+      <w:r>
+        <w:rPr>
+          <w:rtl w:val="0"/>
+        </w:rPr>
+        <w:t xml:space="preserve">Use implicit string literal concatenation (adjacent string literals within parentheses) when:</w:t>
+      </w:r>
+    </w:p>
+    <w:p>
+      <w:pPr>
+        <w:numPr>
+          <w:ilvl w:val="3"/>
+          <w:numId w:val="7"/>
+        </w:numPr>
+        <w:ind w:left="2880" w:hanging="360"/>
+      </w:pPr>
+      <w:r>
+        <w:rPr>
+          <w:rFonts w:ascii="Arial Unicode MS" w:cs="Arial Unicode MS" w:eastAsia="Arial Unicode MS" w:hAnsi="Arial Unicode MS"/>
+          <w:rtl w:val="0"/>
+        </w:rPr>
+        <w:t xml:space="preserve">Formatting involves multiple semantic segments (e.g., style → value → delimiter → reset).</w:t>
+      </w:r>
+    </w:p>
+    <w:p>
+      <w:pPr>
+        <w:numPr>
+          <w:ilvl w:val="3"/>
+          <w:numId w:val="7"/>
+        </w:numPr>
+        <w:ind w:left="2880" w:hanging="360"/>
+      </w:pPr>
+      <w:r>
+        <w:rPr>
+          <w:rtl w:val="0"/>
+        </w:rPr>
+        <w:t xml:space="preserve">ANSI/SGR styling or other visual formatting increases horizontal density.</w:t>
+      </w:r>
+    </w:p>
+    <w:p>
+      <w:pPr>
+        <w:numPr>
+          <w:ilvl w:val="3"/>
+          <w:numId w:val="7"/>
+        </w:numPr>
+        <w:ind w:left="2880" w:hanging="360"/>
+      </w:pPr>
+      <w:r>
+        <w:rPr>
+          <w:rtl w:val="0"/>
+        </w:rPr>
+        <w:t xml:space="preserve">Multi-line structure improves readability.</w:t>
+      </w:r>
+    </w:p>
+    <w:p>
+      <w:pPr>
+        <w:numPr>
+          <w:ilvl w:val="2"/>
+          <w:numId w:val="7"/>
+        </w:numPr>
+        <w:ind w:left="2160" w:hanging="360"/>
+      </w:pPr>
+      <w:r>
+        <w:rPr>
+          <w:rtl w:val="0"/>
+        </w:rPr>
+        <w:t xml:space="preserve">Avoid implicit concatenation when:</w:t>
+      </w:r>
+    </w:p>
+    <w:p>
+      <w:pPr>
+        <w:numPr>
+          <w:ilvl w:val="3"/>
+          <w:numId w:val="7"/>
+        </w:numPr>
+        <w:ind w:left="2880" w:hanging="360"/>
+      </w:pPr>
+      <w:r>
+        <w:rPr>
+          <w:rtl w:val="0"/>
+        </w:rPr>
+        <w:t xml:space="preserve">Formatting is trivial (e.g., a single formatted value and literal).</w:t>
+      </w:r>
+    </w:p>
+    <w:p>
+      <w:pPr>
+        <w:numPr>
+          <w:ilvl w:val="3"/>
+          <w:numId w:val="7"/>
+        </w:numPr>
+        <w:ind w:left="2880" w:hanging="360"/>
+      </w:pPr>
+      <w:r>
+        <w:rPr>
+          <w:rtl w:val="0"/>
+        </w:rPr>
+        <w:t xml:space="preserve">The resulting structure would be less readable than a single f-string.</w:t>
+      </w:r>
+    </w:p>
+    <w:p>
+      <w:pPr>
+        <w:numPr>
+          <w:ilvl w:val="2"/>
+          <w:numId w:val="7"/>
+        </w:numPr>
+        <w:ind w:left="2160" w:hanging="360"/>
+      </w:pPr>
+      <w:r>
+        <w:rPr>
+          <w:rtl w:val="0"/>
+        </w:rPr>
+        <w:t xml:space="preserve">Never mix implicitly concatenated strings with commas unless tuple construction is intentional.</w:t>
+      </w:r>
+    </w:p>
+    <w:p>
+      <w:pPr>
+        <w:numPr>
+          <w:ilvl w:val="1"/>
+          <w:numId w:val="7"/>
+        </w:numPr>
+        <w:ind w:left="1440" w:hanging="360"/>
+      </w:pPr>
+      <w:r>
+        <w:rPr>
+          <w:rtl w:val="0"/>
+        </w:rPr>
+        <w:t xml:space="preserve">Avoid unnecessary f-strings: prefix a string with f only when it contains an interpolation ({...}). Remove the f after refactors that eliminate formatted expressions.</w:t>
       </w:r>
     </w:p>
     <w:sectPr>

--- a/docs/CodeEvaluationRubric-DesignGuidelines.docx
+++ b/docs/CodeEvaluationRubric-DesignGuidelines.docx
@@ -37,7 +37,7 @@
         <w:rPr>
           <w:rtl w:val="0"/>
         </w:rPr>
-        <w:t xml:space="preserve">The following criteria define the expected design and review standards for modern, idiomatic, and maintainable Python code. This rubric defines the expected design principles and evaluation criteria for modern, idiomatic, and maintainable Python code. It is not intended to enumerate every possible convention, and evaluators must apply judgment and context when reviewing public-facing or legacy-compatible APIs. The rubric is organized from foundations to surface presentation: beginning with high-level development philosophy, then function behavior and control flow, followed by typing and data modeling, and concluding with documentation and style.</w:t>
+        <w:t xml:space="preserve">The following criteria define the expected design and review standards for modern, idiomatic, and maintainable Python code. This rubric reflects preferred design principles and trade-offs, not an exhaustive list of universal Python conventions. Evaluators must apply these criteria with judgment and context, particularly when reviewing public-facing APIs or code that must remain compatible with legacy systems. The rubric is organized from foundations to surface presentation: beginning with high-level development philosophy, then function behavior and control flow, followed by typing and data modeling, and concluding with documentation and style.</w:t>
       </w:r>
     </w:p>
     <w:p>
